--- a/Fase 1 /Evidencias Grupales/1.4_APT122_FormativaFase1.docx
+++ b/Fase 1 /Evidencias Grupales/1.4_APT122_FormativaFase1.docx
@@ -4735,8 +4735,8 @@
     <w:tbl>
       <w:tblPr>
         <w:tblStyle w:val="Table5"/>
-        <w:tblpPr w:leftFromText="141" w:rightFromText="141" w:topFromText="0" w:bottomFromText="0" w:vertAnchor="text" w:horzAnchor="text" w:tblpX="15" w:tblpY="1"/>
-        <w:tblW w:w="12974.0" w:type="dxa"/>
+        <w:tblpPr w:leftFromText="141" w:rightFromText="141" w:topFromText="0" w:bottomFromText="0" w:vertAnchor="text" w:horzAnchor="text" w:tblpX="-30" w:tblpY="1"/>
+        <w:tblW w:w="13020.0" w:type="dxa"/>
         <w:jc w:val="center"/>
         <w:tblBorders>
           <w:top w:color="000000" w:space="0" w:sz="4" w:val="single"/>
@@ -4750,10 +4750,10 @@
         <w:tblLook w:val="0000"/>
       </w:tblPr>
       <w:tblGrid>
-        <w:gridCol w:w="12974"/>
+        <w:gridCol w:w="13020"/>
         <w:tblGridChange w:id="0">
           <w:tblGrid>
-            <w:gridCol w:w="12974"/>
+            <w:gridCol w:w="13020"/>
           </w:tblGrid>
         </w:tblGridChange>
       </w:tblGrid>
